--- a/O'quv qo'llanma NumPy va Pandas/Qo'shimcha qismi/Taqrizlar/Ichki taqriz 2.docx
+++ b/O'quv qo'llanma NumPy va Pandas/Qo'shimcha qismi/Taqrizlar/Ichki taqriz 2.docx
@@ -1,33 +1,7 @@
 
 <file path=word/document.xml><?xml version="1.0" encoding="utf-8"?>
-<w:document xmlns:wpc="http://schemas.microsoft.com/office/word/2010/wordprocessingCanvas" xmlns:cx="http://schemas.microsoft.com/office/drawing/2014/chartex" xmlns:cx1="http://schemas.microsoft.com/office/drawing/2015/9/8/chartex" xmlns:cx2="http://schemas.microsoft.com/office/drawing/2015/10/21/chartex" xmlns:cx3="http://schemas.microsoft.com/office/drawing/2016/5/9/chartex" xmlns:cx4="http://schemas.microsoft.com/office/drawing/2016/5/10/chartex" xmlns:cx5="http://schemas.microsoft.com/office/drawing/2016/5/11/chartex" xmlns:cx6="http://schemas.microsoft.com/office/drawing/2016/5/12/chartex" xmlns:cx7="http://schemas.microsoft.com/office/drawing/2016/5/13/chartex" xmlns:cx8="http://schemas.microsoft.com/office/drawing/2016/5/14/chartex" xmlns:mc="http://schemas.openxmlformats.org/markup-compatibility/2006" xmlns:aink="http://schemas.microsoft.com/office/drawing/2016/ink" xmlns:am3d="http://schemas.microsoft.com/office/drawing/2017/model3d" xmlns:o="urn:schemas-microsoft-com:office:office" xmlns:r="http://schemas.openxmlformats.org/officeDocument/2006/relationships" xmlns:m="http://schemas.openxmlformats.org/officeDocument/2006/math" xmlns:v="urn:schemas-microsoft-com:vml" xmlns:wp14="http://schemas.microsoft.com/office/word/2010/wordprocessingDrawing" xmlns:wp="http://schemas.openxmlformats.org/drawingml/2006/wordprocessingDrawing" xmlns:w10="urn:schemas-microsoft-com:office:word" xmlns:w="http://schemas.openxmlformats.org/wordprocessingml/2006/main" xmlns:w14="http://schemas.microsoft.com/office/word/2010/wordml" xmlns:w15="http://schemas.microsoft.com/office/word/2012/wordml" xmlns:w16cid="http://schemas.microsoft.com/office/word/2016/wordml/cid" xmlns:w16se="http://schemas.microsoft.com/office/word/2015/wordml/symex" xmlns:wpg="http://schemas.microsoft.com/office/word/2010/wordprocessingGroup" xmlns:wpi="http://schemas.microsoft.com/office/word/2010/wordprocessingInk" xmlns:wne="http://schemas.microsoft.com/office/word/2006/wordml" xmlns:wps="http://schemas.microsoft.com/office/word/2010/wordprocessingShape" mc:Ignorable="w14 w15 w16se w16cid wp14">
+<w:document xmlns:wpc="http://schemas.microsoft.com/office/word/2010/wordprocessingCanvas" xmlns:cx="http://schemas.microsoft.com/office/drawing/2014/chartex" xmlns:cx1="http://schemas.microsoft.com/office/drawing/2015/9/8/chartex" xmlns:cx2="http://schemas.microsoft.com/office/drawing/2015/10/21/chartex" xmlns:cx3="http://schemas.microsoft.com/office/drawing/2016/5/9/chartex" xmlns:cx4="http://schemas.microsoft.com/office/drawing/2016/5/10/chartex" xmlns:cx5="http://schemas.microsoft.com/office/drawing/2016/5/11/chartex" xmlns:cx6="http://schemas.microsoft.com/office/drawing/2016/5/12/chartex" xmlns:cx7="http://schemas.microsoft.com/office/drawing/2016/5/13/chartex" xmlns:cx8="http://schemas.microsoft.com/office/drawing/2016/5/14/chartex" xmlns:mc="http://schemas.openxmlformats.org/markup-compatibility/2006" xmlns:aink="http://schemas.microsoft.com/office/drawing/2016/ink" xmlns:am3d="http://schemas.microsoft.com/office/drawing/2017/model3d" xmlns:o="urn:schemas-microsoft-com:office:office" xmlns:r="http://schemas.openxmlformats.org/officeDocument/2006/relationships" xmlns:m="http://schemas.openxmlformats.org/officeDocument/2006/math" xmlns:v="urn:schemas-microsoft-com:vml" xmlns:wp14="http://schemas.microsoft.com/office/word/2010/wordprocessingDrawing" xmlns:wp="http://schemas.openxmlformats.org/drawingml/2006/wordprocessingDrawing" xmlns:w10="urn:schemas-microsoft-com:office:word" xmlns:w="http://schemas.openxmlformats.org/wordprocessingml/2006/main" xmlns:w14="http://schemas.microsoft.com/office/word/2010/wordml" xmlns:w15="http://schemas.microsoft.com/office/word/2012/wordml" xmlns:w16cex="http://schemas.microsoft.com/office/word/2018/wordml/cex" xmlns:w16cid="http://schemas.microsoft.com/office/word/2016/wordml/cid" xmlns:w16="http://schemas.microsoft.com/office/word/2018/wordml" xmlns:w16sdtdh="http://schemas.microsoft.com/office/word/2020/wordml/sdtdatahash" xmlns:w16se="http://schemas.microsoft.com/office/word/2015/wordml/symex" xmlns:wpg="http://schemas.microsoft.com/office/word/2010/wordprocessingGroup" xmlns:wpi="http://schemas.microsoft.com/office/word/2010/wordprocessingInk" xmlns:wne="http://schemas.microsoft.com/office/word/2006/wordml" xmlns:wps="http://schemas.microsoft.com/office/word/2010/wordprocessingShape" mc:Ignorable="w14 w15 w16se w16cid w16 w16cex w16sdtdh wp14">
   <w:body>
-    <w:p>
-      <w:pPr>
-        <w:widowControl w:val="0"/>
-        <w:spacing w:after="0"/>
-        <w:jc w:val="center"/>
-        <w:rPr>
-          <w:rFonts w:ascii="Times New Roman" w:hAnsi="Times New Roman" w:cs="Times New Roman"/>
-          <w:b/>
-          <w:lang w:val="uz-Cyrl-UZ"/>
-        </w:rPr>
-      </w:pPr>
-    </w:p>
-    <w:p>
-      <w:pPr>
-        <w:widowControl w:val="0"/>
-        <w:spacing w:after="0"/>
-        <w:jc w:val="center"/>
-        <w:rPr>
-          <w:rFonts w:ascii="Times New Roman" w:hAnsi="Times New Roman" w:cs="Times New Roman"/>
-          <w:b/>
-          <w:lang w:val="uz-Cyrl-UZ"/>
-        </w:rPr>
-      </w:pPr>
-      <w:bookmarkStart w:id="0" w:name="_GoBack"/>
-      <w:bookmarkEnd w:id="0"/>
-    </w:p>
     <w:p>
       <w:pPr>
         <w:widowControl w:val="0"/>
@@ -409,7 +383,7 @@
           <w:szCs w:val="28"/>
           <w:lang w:val="uz-Cyrl-UZ"/>
         </w:rPr>
-        <w:t xml:space="preserve">Ushbu yo‘nalish doirasida, xususan, tashqi xotira qurilmalaridagi ma’lumotlarning konfidentsiallik holatini real vaqt rejimida monitoring qilish, foydalanuvchining individual biometrik parametrlarini normallashtirish hamda ularning asosi sifatida yuqori entropiyali (tasodifiylik darajasi yuqori) kriptografik kalitlarni generatsiyalash orqali axborot xavfsizligi insidentlarining oldini olish mexanizmlari tadqiq qilinmoqda. Shu bilan birga, </w:t>
+        <w:t xml:space="preserve">Ushbu yo‘nalish doirasida, xususan, tashqi xotira qurilmalaridagi ma’lumotlarning konfidentsiallik holatini real vaqt rejimida monitoring qilish, foydalanuvchining individual biometrik parametrlarini normallashtirish hamda ularning asosi sifatida yuqori entropiyali (tasodifiylik darajasi yuqori) kriptografik kalitlarni generatsiyalash orqali axborot xavfsizligi insidentlarining oldini olish mexanizmlari tadqiq qilinmoqda. Shu bilan birga, kriptografik transformatsiya jarayonlarida biometrik ma’lumotlarni qayta </w:t>
       </w:r>
       <w:r>
         <w:rPr>
@@ -419,7 +393,7 @@
           <w:lang w:val="uz-Cyrl-UZ"/>
         </w:rPr>
         <w:lastRenderedPageBreak/>
-        <w:t>kriptografik transformatsiya jarayonlarida biometrik ma’lumotlarni qayta ishlashning hisoblash samaradorligini oshirish va shakllantiriladigan kalitlarning kriptobarqarorligini ta’minlashning nazariy-uslubiy asoslarini takomillashtirish zaruriyati mavjud. Bu esa, o‘z navbatida, an’anaviy autentifikatsiya usullaridagi (parol, PIN-kod) tizimli zaifliklarni bartaraf etgan holda, ma’lumotlarni saqlash vositalarining funksional samaradorligi va xavfsizlik arxitekturasini sifat jihatidan yangi bosqichga ko‘tarish imkonini beradi.</w:t>
+        <w:t>ishlashning hisoblash samaradorligini oshirish va shakllantiriladigan kalitlarning kriptobarqarorligini ta’minlashning nazariy-uslubiy asoslarini takomillashtirish zaruriyati mavjud. Bu esa, o‘z navbatida, an’anaviy autentifikatsiya usullaridagi (parol, PIN-kod) tizimli zaifliklarni bartaraf etgan holda, ma’lumotlarni saqlash vositalarining funksional samaradorligi va xavfsizlik arxitekturasini sifat jihatidan yangi bosqichga ko‘tarish imkonini beradi.</w:t>
       </w:r>
     </w:p>
     <w:p>
@@ -689,7 +663,7 @@
 </file>
 
 <file path=word/endnotes.xml><?xml version="1.0" encoding="utf-8"?>
-<w:endnotes xmlns:wpc="http://schemas.microsoft.com/office/word/2010/wordprocessingCanvas" xmlns:cx="http://schemas.microsoft.com/office/drawing/2014/chartex" xmlns:cx1="http://schemas.microsoft.com/office/drawing/2015/9/8/chartex" xmlns:cx2="http://schemas.microsoft.com/office/drawing/2015/10/21/chartex" xmlns:cx3="http://schemas.microsoft.com/office/drawing/2016/5/9/chartex" xmlns:cx4="http://schemas.microsoft.com/office/drawing/2016/5/10/chartex" xmlns:cx5="http://schemas.microsoft.com/office/drawing/2016/5/11/chartex" xmlns:cx6="http://schemas.microsoft.com/office/drawing/2016/5/12/chartex" xmlns:cx7="http://schemas.microsoft.com/office/drawing/2016/5/13/chartex" xmlns:cx8="http://schemas.microsoft.com/office/drawing/2016/5/14/chartex" xmlns:mc="http://schemas.openxmlformats.org/markup-compatibility/2006" xmlns:aink="http://schemas.microsoft.com/office/drawing/2016/ink" xmlns:am3d="http://schemas.microsoft.com/office/drawing/2017/model3d" xmlns:o="urn:schemas-microsoft-com:office:office" xmlns:r="http://schemas.openxmlformats.org/officeDocument/2006/relationships" xmlns:m="http://schemas.openxmlformats.org/officeDocument/2006/math" xmlns:v="urn:schemas-microsoft-com:vml" xmlns:wp14="http://schemas.microsoft.com/office/word/2010/wordprocessingDrawing" xmlns:wp="http://schemas.openxmlformats.org/drawingml/2006/wordprocessingDrawing" xmlns:w10="urn:schemas-microsoft-com:office:word" xmlns:w="http://schemas.openxmlformats.org/wordprocessingml/2006/main" xmlns:w14="http://schemas.microsoft.com/office/word/2010/wordml" xmlns:w15="http://schemas.microsoft.com/office/word/2012/wordml" xmlns:w16cid="http://schemas.microsoft.com/office/word/2016/wordml/cid" xmlns:w16se="http://schemas.microsoft.com/office/word/2015/wordml/symex" xmlns:wpg="http://schemas.microsoft.com/office/word/2010/wordprocessingGroup" xmlns:wpi="http://schemas.microsoft.com/office/word/2010/wordprocessingInk" xmlns:wne="http://schemas.microsoft.com/office/word/2006/wordml" xmlns:wps="http://schemas.microsoft.com/office/word/2010/wordprocessingShape" mc:Ignorable="w14 w15 w16se w16cid wp14">
+<w:endnotes xmlns:wpc="http://schemas.microsoft.com/office/word/2010/wordprocessingCanvas" xmlns:cx="http://schemas.microsoft.com/office/drawing/2014/chartex" xmlns:cx1="http://schemas.microsoft.com/office/drawing/2015/9/8/chartex" xmlns:cx2="http://schemas.microsoft.com/office/drawing/2015/10/21/chartex" xmlns:cx3="http://schemas.microsoft.com/office/drawing/2016/5/9/chartex" xmlns:cx4="http://schemas.microsoft.com/office/drawing/2016/5/10/chartex" xmlns:cx5="http://schemas.microsoft.com/office/drawing/2016/5/11/chartex" xmlns:cx6="http://schemas.microsoft.com/office/drawing/2016/5/12/chartex" xmlns:cx7="http://schemas.microsoft.com/office/drawing/2016/5/13/chartex" xmlns:cx8="http://schemas.microsoft.com/office/drawing/2016/5/14/chartex" xmlns:mc="http://schemas.openxmlformats.org/markup-compatibility/2006" xmlns:aink="http://schemas.microsoft.com/office/drawing/2016/ink" xmlns:am3d="http://schemas.microsoft.com/office/drawing/2017/model3d" xmlns:o="urn:schemas-microsoft-com:office:office" xmlns:r="http://schemas.openxmlformats.org/officeDocument/2006/relationships" xmlns:m="http://schemas.openxmlformats.org/officeDocument/2006/math" xmlns:v="urn:schemas-microsoft-com:vml" xmlns:wp14="http://schemas.microsoft.com/office/word/2010/wordprocessingDrawing" xmlns:wp="http://schemas.openxmlformats.org/drawingml/2006/wordprocessingDrawing" xmlns:w10="urn:schemas-microsoft-com:office:word" xmlns:w="http://schemas.openxmlformats.org/wordprocessingml/2006/main" xmlns:w14="http://schemas.microsoft.com/office/word/2010/wordml" xmlns:w15="http://schemas.microsoft.com/office/word/2012/wordml" xmlns:w16cex="http://schemas.microsoft.com/office/word/2018/wordml/cex" xmlns:w16cid="http://schemas.microsoft.com/office/word/2016/wordml/cid" xmlns:w16="http://schemas.microsoft.com/office/word/2018/wordml" xmlns:w16sdtdh="http://schemas.microsoft.com/office/word/2020/wordml/sdtdatahash" xmlns:w16se="http://schemas.microsoft.com/office/word/2015/wordml/symex" xmlns:wpg="http://schemas.microsoft.com/office/word/2010/wordprocessingGroup" xmlns:wpi="http://schemas.microsoft.com/office/word/2010/wordprocessingInk" xmlns:wne="http://schemas.microsoft.com/office/word/2006/wordml" xmlns:wps="http://schemas.microsoft.com/office/word/2010/wordprocessingShape" mc:Ignorable="w14 w15 w16se w16cid w16 w16cex w16sdtdh wp14">
   <w:endnote w:type="separator" w:id="-1">
     <w:p>
       <w:pPr>
@@ -714,7 +688,7 @@
 </file>
 
 <file path=word/footnotes.xml><?xml version="1.0" encoding="utf-8"?>
-<w:footnotes xmlns:wpc="http://schemas.microsoft.com/office/word/2010/wordprocessingCanvas" xmlns:cx="http://schemas.microsoft.com/office/drawing/2014/chartex" xmlns:cx1="http://schemas.microsoft.com/office/drawing/2015/9/8/chartex" xmlns:cx2="http://schemas.microsoft.com/office/drawing/2015/10/21/chartex" xmlns:cx3="http://schemas.microsoft.com/office/drawing/2016/5/9/chartex" xmlns:cx4="http://schemas.microsoft.com/office/drawing/2016/5/10/chartex" xmlns:cx5="http://schemas.microsoft.com/office/drawing/2016/5/11/chartex" xmlns:cx6="http://schemas.microsoft.com/office/drawing/2016/5/12/chartex" xmlns:cx7="http://schemas.microsoft.com/office/drawing/2016/5/13/chartex" xmlns:cx8="http://schemas.microsoft.com/office/drawing/2016/5/14/chartex" xmlns:mc="http://schemas.openxmlformats.org/markup-compatibility/2006" xmlns:aink="http://schemas.microsoft.com/office/drawing/2016/ink" xmlns:am3d="http://schemas.microsoft.com/office/drawing/2017/model3d" xmlns:o="urn:schemas-microsoft-com:office:office" xmlns:r="http://schemas.openxmlformats.org/officeDocument/2006/relationships" xmlns:m="http://schemas.openxmlformats.org/officeDocument/2006/math" xmlns:v="urn:schemas-microsoft-com:vml" xmlns:wp14="http://schemas.microsoft.com/office/word/2010/wordprocessingDrawing" xmlns:wp="http://schemas.openxmlformats.org/drawingml/2006/wordprocessingDrawing" xmlns:w10="urn:schemas-microsoft-com:office:word" xmlns:w="http://schemas.openxmlformats.org/wordprocessingml/2006/main" xmlns:w14="http://schemas.microsoft.com/office/word/2010/wordml" xmlns:w15="http://schemas.microsoft.com/office/word/2012/wordml" xmlns:w16cid="http://schemas.microsoft.com/office/word/2016/wordml/cid" xmlns:w16se="http://schemas.microsoft.com/office/word/2015/wordml/symex" xmlns:wpg="http://schemas.microsoft.com/office/word/2010/wordprocessingGroup" xmlns:wpi="http://schemas.microsoft.com/office/word/2010/wordprocessingInk" xmlns:wne="http://schemas.microsoft.com/office/word/2006/wordml" xmlns:wps="http://schemas.microsoft.com/office/word/2010/wordprocessingShape" mc:Ignorable="w14 w15 w16se w16cid wp14">
+<w:footnotes xmlns:wpc="http://schemas.microsoft.com/office/word/2010/wordprocessingCanvas" xmlns:cx="http://schemas.microsoft.com/office/drawing/2014/chartex" xmlns:cx1="http://schemas.microsoft.com/office/drawing/2015/9/8/chartex" xmlns:cx2="http://schemas.microsoft.com/office/drawing/2015/10/21/chartex" xmlns:cx3="http://schemas.microsoft.com/office/drawing/2016/5/9/chartex" xmlns:cx4="http://schemas.microsoft.com/office/drawing/2016/5/10/chartex" xmlns:cx5="http://schemas.microsoft.com/office/drawing/2016/5/11/chartex" xmlns:cx6="http://schemas.microsoft.com/office/drawing/2016/5/12/chartex" xmlns:cx7="http://schemas.microsoft.com/office/drawing/2016/5/13/chartex" xmlns:cx8="http://schemas.microsoft.com/office/drawing/2016/5/14/chartex" xmlns:mc="http://schemas.openxmlformats.org/markup-compatibility/2006" xmlns:aink="http://schemas.microsoft.com/office/drawing/2016/ink" xmlns:am3d="http://schemas.microsoft.com/office/drawing/2017/model3d" xmlns:o="urn:schemas-microsoft-com:office:office" xmlns:r="http://schemas.openxmlformats.org/officeDocument/2006/relationships" xmlns:m="http://schemas.openxmlformats.org/officeDocument/2006/math" xmlns:v="urn:schemas-microsoft-com:vml" xmlns:wp14="http://schemas.microsoft.com/office/word/2010/wordprocessingDrawing" xmlns:wp="http://schemas.openxmlformats.org/drawingml/2006/wordprocessingDrawing" xmlns:w10="urn:schemas-microsoft-com:office:word" xmlns:w="http://schemas.openxmlformats.org/wordprocessingml/2006/main" xmlns:w14="http://schemas.microsoft.com/office/word/2010/wordml" xmlns:w15="http://schemas.microsoft.com/office/word/2012/wordml" xmlns:w16cex="http://schemas.microsoft.com/office/word/2018/wordml/cex" xmlns:w16cid="http://schemas.microsoft.com/office/word/2016/wordml/cid" xmlns:w16="http://schemas.microsoft.com/office/word/2018/wordml" xmlns:w16sdtdh="http://schemas.microsoft.com/office/word/2020/wordml/sdtdatahash" xmlns:w16se="http://schemas.microsoft.com/office/word/2015/wordml/symex" xmlns:wpg="http://schemas.microsoft.com/office/word/2010/wordprocessingGroup" xmlns:wpi="http://schemas.microsoft.com/office/word/2010/wordprocessingInk" xmlns:wne="http://schemas.microsoft.com/office/word/2006/wordml" xmlns:wps="http://schemas.microsoft.com/office/word/2010/wordprocessingShape" mc:Ignorable="w14 w15 w16se w16cid w16 w16cex w16sdtdh wp14">
   <w:footnote w:type="separator" w:id="-1">
     <w:p>
       <w:pPr>
@@ -739,7 +713,7 @@
 </file>
 
 <file path=word/numbering.xml><?xml version="1.0" encoding="utf-8"?>
-<w:numbering xmlns:wpc="http://schemas.microsoft.com/office/word/2010/wordprocessingCanvas" xmlns:cx="http://schemas.microsoft.com/office/drawing/2014/chartex" xmlns:cx1="http://schemas.microsoft.com/office/drawing/2015/9/8/chartex" xmlns:cx2="http://schemas.microsoft.com/office/drawing/2015/10/21/chartex" xmlns:cx3="http://schemas.microsoft.com/office/drawing/2016/5/9/chartex" xmlns:cx4="http://schemas.microsoft.com/office/drawing/2016/5/10/chartex" xmlns:cx5="http://schemas.microsoft.com/office/drawing/2016/5/11/chartex" xmlns:cx6="http://schemas.microsoft.com/office/drawing/2016/5/12/chartex" xmlns:cx7="http://schemas.microsoft.com/office/drawing/2016/5/13/chartex" xmlns:cx8="http://schemas.microsoft.com/office/drawing/2016/5/14/chartex" xmlns:mc="http://schemas.openxmlformats.org/markup-compatibility/2006" xmlns:aink="http://schemas.microsoft.com/office/drawing/2016/ink" xmlns:am3d="http://schemas.microsoft.com/office/drawing/2017/model3d" xmlns:o="urn:schemas-microsoft-com:office:office" xmlns:r="http://schemas.openxmlformats.org/officeDocument/2006/relationships" xmlns:m="http://schemas.openxmlformats.org/officeDocument/2006/math" xmlns:v="urn:schemas-microsoft-com:vml" xmlns:wp14="http://schemas.microsoft.com/office/word/2010/wordprocessingDrawing" xmlns:wp="http://schemas.openxmlformats.org/drawingml/2006/wordprocessingDrawing" xmlns:w10="urn:schemas-microsoft-com:office:word" xmlns:w="http://schemas.openxmlformats.org/wordprocessingml/2006/main" xmlns:w14="http://schemas.microsoft.com/office/word/2010/wordml" xmlns:w15="http://schemas.microsoft.com/office/word/2012/wordml" xmlns:w16cid="http://schemas.microsoft.com/office/word/2016/wordml/cid" xmlns:w16se="http://schemas.microsoft.com/office/word/2015/wordml/symex" xmlns:wpg="http://schemas.microsoft.com/office/word/2010/wordprocessingGroup" xmlns:wpi="http://schemas.microsoft.com/office/word/2010/wordprocessingInk" xmlns:wne="http://schemas.microsoft.com/office/word/2006/wordml" xmlns:wps="http://schemas.microsoft.com/office/word/2010/wordprocessingShape" mc:Ignorable="w14 w15 w16se w16cid wp14">
+<w:numbering xmlns:wpc="http://schemas.microsoft.com/office/word/2010/wordprocessingCanvas" xmlns:cx="http://schemas.microsoft.com/office/drawing/2014/chartex" xmlns:cx1="http://schemas.microsoft.com/office/drawing/2015/9/8/chartex" xmlns:cx2="http://schemas.microsoft.com/office/drawing/2015/10/21/chartex" xmlns:cx3="http://schemas.microsoft.com/office/drawing/2016/5/9/chartex" xmlns:cx4="http://schemas.microsoft.com/office/drawing/2016/5/10/chartex" xmlns:cx5="http://schemas.microsoft.com/office/drawing/2016/5/11/chartex" xmlns:cx6="http://schemas.microsoft.com/office/drawing/2016/5/12/chartex" xmlns:cx7="http://schemas.microsoft.com/office/drawing/2016/5/13/chartex" xmlns:cx8="http://schemas.microsoft.com/office/drawing/2016/5/14/chartex" xmlns:mc="http://schemas.openxmlformats.org/markup-compatibility/2006" xmlns:aink="http://schemas.microsoft.com/office/drawing/2016/ink" xmlns:am3d="http://schemas.microsoft.com/office/drawing/2017/model3d" xmlns:o="urn:schemas-microsoft-com:office:office" xmlns:r="http://schemas.openxmlformats.org/officeDocument/2006/relationships" xmlns:m="http://schemas.openxmlformats.org/officeDocument/2006/math" xmlns:v="urn:schemas-microsoft-com:vml" xmlns:wp14="http://schemas.microsoft.com/office/word/2010/wordprocessingDrawing" xmlns:wp="http://schemas.openxmlformats.org/drawingml/2006/wordprocessingDrawing" xmlns:w10="urn:schemas-microsoft-com:office:word" xmlns:w="http://schemas.openxmlformats.org/wordprocessingml/2006/main" xmlns:w14="http://schemas.microsoft.com/office/word/2010/wordml" xmlns:w15="http://schemas.microsoft.com/office/word/2012/wordml" xmlns:w16cex="http://schemas.microsoft.com/office/word/2018/wordml/cex" xmlns:w16cid="http://schemas.microsoft.com/office/word/2016/wordml/cid" xmlns:w16="http://schemas.microsoft.com/office/word/2018/wordml" xmlns:w16sdtdh="http://schemas.microsoft.com/office/word/2020/wordml/sdtdatahash" xmlns:w16se="http://schemas.microsoft.com/office/word/2015/wordml/symex" xmlns:wpg="http://schemas.microsoft.com/office/word/2010/wordprocessingGroup" xmlns:wpi="http://schemas.microsoft.com/office/word/2010/wordprocessingInk" xmlns:wne="http://schemas.microsoft.com/office/word/2006/wordml" xmlns:wps="http://schemas.microsoft.com/office/word/2010/wordprocessingShape" mc:Ignorable="w14 w15 w16se w16cid w16 w16cex w16sdtdh wp14">
   <w:abstractNum w:abstractNumId="0" w15:restartNumberingAfterBreak="0">
     <w:nsid w:val="14F07D70"/>
     <w:multiLevelType w:val="hybridMultilevel"/>
@@ -860,7 +834,7 @@
 </file>
 
 <file path=word/styles.xml><?xml version="1.0" encoding="utf-8"?>
-<w:styles xmlns:mc="http://schemas.openxmlformats.org/markup-compatibility/2006" xmlns:r="http://schemas.openxmlformats.org/officeDocument/2006/relationships" xmlns:w="http://schemas.openxmlformats.org/wordprocessingml/2006/main" xmlns:w14="http://schemas.microsoft.com/office/word/2010/wordml" xmlns:w15="http://schemas.microsoft.com/office/word/2012/wordml" xmlns:w16cid="http://schemas.microsoft.com/office/word/2016/wordml/cid" xmlns:w16se="http://schemas.microsoft.com/office/word/2015/wordml/symex" mc:Ignorable="w14 w15 w16se w16cid">
+<w:styles xmlns:mc="http://schemas.openxmlformats.org/markup-compatibility/2006" xmlns:r="http://schemas.openxmlformats.org/officeDocument/2006/relationships" xmlns:w="http://schemas.openxmlformats.org/wordprocessingml/2006/main" xmlns:w14="http://schemas.microsoft.com/office/word/2010/wordml" xmlns:w15="http://schemas.microsoft.com/office/word/2012/wordml" xmlns:w16cex="http://schemas.microsoft.com/office/word/2018/wordml/cex" xmlns:w16cid="http://schemas.microsoft.com/office/word/2016/wordml/cid" xmlns:w16="http://schemas.microsoft.com/office/word/2018/wordml" xmlns:w16sdtdh="http://schemas.microsoft.com/office/word/2020/wordml/sdtdatahash" xmlns:w16se="http://schemas.microsoft.com/office/word/2015/wordml/symex" mc:Ignorable="w14 w15 w16se w16cid w16 w16cex w16sdtdh">
   <w:docDefaults>
     <w:rPrDefault>
       <w:rPr>
